--- a/public/assets/aylward-nickolas-resume.docx
+++ b/public/assets/aylward-nickolas-resume.docx
@@ -93,7 +93,7 @@
         <w:t xml:space="preserve">Familiarity: </w:t>
       </w:r>
       <w:r>
-        <w:t xml:space="preserve">Python, JavaScript, Jinja, Liquid, LaTeX, Harness, Mintlify, VS Code, Claude Code, Claude Desktop, Cursor, Antigravity, Postman, Bitbucket, DataTables, Google Search Console, Figma, InDesign, Photoshop, Lightroom, Dreamweaver, InVision</w:t>
+        <w:t xml:space="preserve">Python, JavaScript, Jinja, Liquid, LaTeX, Harness, Mintlify, VS Code, Claude Code, Claude Desktop, Cursor, Antigravity, Postman, Bitbucket, DataTables, Google Search Console, Figma, InDesign, Photoshop, Lightroom, Dreamweaver, Algolia</w:t>
       </w:r>
     </w:p>
     <w:p>
@@ -232,7 +232,33 @@
         <w:spacing w:after="60"/>
       </w:pPr>
       <w:r>
-        <w:t xml:space="preserve">Identified and fixed major Algolia search-indexing bugs on the documentation site, including content truncation and improper HTML/table exclusion.</w:t>
+        <w:t xml:space="preserve">Rebuilt the documentation site's Algolia search-indexing pipeline to extract visible page text instead of raw HTML and to split oversized sections into additional records instead of truncating them at Algolia's size limits, shipping the fix end-to-end across the Python index builders, CLI, and React search UI with new regression tests.</w:t>
+      </w:r>
+    </w:p>
+    <w:p>
+      <w:pPr>
+        <w:pStyle w:val="ListParagraph"/>
+        <w:numPr>
+          <w:ilvl w:val="0"/>
+          <w:numId w:val="1"/>
+        </w:numPr>
+        <w:spacing w:after="60"/>
+      </w:pPr>
+      <w:r>
+        <w:t xml:space="preserve">Redesigned the search taxonomy's facet detection to track a major documentation restructuring across NextGen, Developer, REST API, Python client, Reference, Agentic AI, and Workload API docs, and closed indexing gaps that had been dropping tabbed UI content and duplicating LLM sidecar files out of search results.</w:t>
+      </w:r>
+    </w:p>
+    <w:p>
+      <w:pPr>
+        <w:pStyle w:val="ListParagraph"/>
+        <w:numPr>
+          <w:ilvl w:val="0"/>
+          <w:numId w:val="1"/>
+        </w:numPr>
+        <w:spacing w:after="60"/>
+      </w:pPr>
+      <w:r>
+        <w:t xml:space="preserve">Cut search-QA cycle time by adding a lightweight way to run the search UI against live Algolia indexes with a read-only key, so filter and ranking changes could be verified without a full documentation rebuild.</w:t>
       </w:r>
     </w:p>
     <w:p>

--- a/public/assets/aylward-nickolas-resume.docx
+++ b/public/assets/aylward-nickolas-resume.docx
@@ -245,20 +245,7 @@
         <w:spacing w:after="60"/>
       </w:pPr>
       <w:r>
-        <w:t xml:space="preserve">Redesigned the search taxonomy's facet detection to track a major documentation restructuring across NextGen, Developer, REST API, Python client, Reference, Agentic AI, and Workload API docs, and closed indexing gaps that had been dropping tabbed UI content and duplicating LLM sidecar files out of search results.</w:t>
-      </w:r>
-    </w:p>
-    <w:p>
-      <w:pPr>
-        <w:pStyle w:val="ListParagraph"/>
-        <w:numPr>
-          <w:ilvl w:val="0"/>
-          <w:numId w:val="1"/>
-        </w:numPr>
-        <w:spacing w:after="60"/>
-      </w:pPr>
-      <w:r>
-        <w:t xml:space="preserve">Cut search-QA cycle time by adding a lightweight way to run the search UI against live Algolia indexes with a read-only key, so filter and ranking changes could be verified without a full documentation rebuild.</w:t>
+        <w:t xml:space="preserve">Redesigned the search taxonomy's facet detection to track a major documentation restructuring across NextGen, Developer, REST API, Python client, Reference, Agentic AI, and Workload API docs, closed indexing gaps that had been dropping tabbed content and duplicating LLM sidecar files, and cut search-QA cycle time with a way to verify filter and ranking changes against live indexes without a full rebuild.</w:t>
       </w:r>
     </w:p>
     <w:p>

--- a/public/assets/aylward-nickolas-resume.docx
+++ b/public/assets/aylward-nickolas-resume.docx
@@ -137,7 +137,7 @@
           <w:sz w:val="22"/>
           <w:szCs w:val="22"/>
         </w:rPr>
-        <w:t xml:space="preserve">DataRobot, Inc. / Product and Engineering Teams</w:t>
+        <w:t xml:space="preserve">DataRobot, Inc. · Boston, MA</w:t>
       </w:r>
       <w:r>
         <w:rPr>
@@ -253,7 +253,7 @@
         <w:spacing w:after="60"/>
       </w:pPr>
       <w:r>
-        <w:t xml:space="preserve">Redesigned the search taxonomy's facet detection to track a major documentation restructuring across NextGen, Developer, REST API, Python client, Reference, agentic AI, and Workload API docs, closed indexing gaps that had been dropping tabbed content and duplicating LLM sidecar files, and cut search-QA cycle time by enabling verification of filter and ranking changes against live indexes without a full rebuild.</w:t>
+        <w:t xml:space="preserve">Redesigned the search taxonomy's facet detection to track a major documentation restructuring, closed indexing gaps that had been dropping tabbed content and duplicating LLM sidecar files, and cut search-QA cycle time by enabling verification of search UI changes against live indexes without a full rebuild.</w:t>
       </w:r>
     </w:p>
     <w:p>
@@ -279,7 +279,7 @@
         <w:spacing w:after="60"/>
       </w:pPr>
       <w:r>
-        <w:t xml:space="preserve">Extended the documentation site's machine-readable documentation exports, including a Markdown sidecar file for every page, and fixed Markdown link handling for LLM and agentic consumers of the site.</w:t>
+        <w:t xml:space="preserve">Extended the documentation site's machine-readable documentation exports and improved Markdown link handling for LLM and agentic consumers of the site.</w:t>
       </w:r>
     </w:p>
     <w:p>
@@ -461,7 +461,7 @@
           <w:sz w:val="22"/>
           <w:szCs w:val="22"/>
         </w:rPr>
-        <w:t xml:space="preserve">Onapsis, Inc. / Product Team</w:t>
+        <w:t xml:space="preserve">Onapsis, Inc. · Boston, MA</w:t>
       </w:r>
       <w:r>
         <w:rPr>
@@ -599,7 +599,7 @@
           <w:sz w:val="22"/>
           <w:szCs w:val="22"/>
         </w:rPr>
-        <w:t xml:space="preserve">Rediker Software, Inc. / Software Development Department</w:t>
+        <w:t xml:space="preserve">Rediker Software, Inc. · Hampden, MA</w:t>
       </w:r>
       <w:r>
         <w:rPr>
@@ -627,7 +627,7 @@
           <w:sz w:val="20"/>
           <w:szCs w:val="20"/>
         </w:rPr>
-        <w:t xml:space="preserve">Technical Writer and Team Lead</w:t>
+        <w:t xml:space="preserve">Technical Writing Team Lead</w:t>
       </w:r>
       <w:r>
         <w:rPr>
@@ -845,7 +845,7 @@
           <w:sz w:val="22"/>
           <w:szCs w:val="22"/>
         </w:rPr>
-        <w:t xml:space="preserve">UMass Amherst / University Health Services</w:t>
+        <w:t xml:space="preserve">UMass Amherst · Amherst, MA</w:t>
       </w:r>
       <w:r>
         <w:rPr>
@@ -918,7 +918,7 @@
           <w:sz w:val="22"/>
           <w:szCs w:val="22"/>
         </w:rPr>
-        <w:t xml:space="preserve">UMass Amherst / Organismic and Evolutionary Biology Department</w:t>
+        <w:t xml:space="preserve">UMass Amherst · Amherst, MA</w:t>
       </w:r>
       <w:r>
         <w:rPr>

--- a/public/assets/aylward-nickolas-resume.docx
+++ b/public/assets/aylward-nickolas-resume.docx
@@ -845,7 +845,7 @@
           <w:sz w:val="22"/>
           <w:szCs w:val="22"/>
         </w:rPr>
-        <w:t xml:space="preserve">UMass Amherst · Amherst, MA</w:t>
+        <w:t xml:space="preserve">UMass Amherst / University Health Services · Amherst, MA</w:t>
       </w:r>
       <w:r>
         <w:rPr>
@@ -918,7 +918,7 @@
           <w:sz w:val="22"/>
           <w:szCs w:val="22"/>
         </w:rPr>
-        <w:t xml:space="preserve">UMass Amherst · Amherst, MA</w:t>
+        <w:t xml:space="preserve">UMass Amherst / Organismic and Evolutionary Biology Department · Amherst, MA</w:t>
       </w:r>
       <w:r>
         <w:rPr>

--- a/public/assets/aylward-nickolas-resume.docx
+++ b/public/assets/aylward-nickolas-resume.docx
@@ -28,7 +28,7 @@
           <w:sz w:val="26"/>
           <w:szCs w:val="26"/>
         </w:rPr>
-        <w:t xml:space="preserve">Technical Writer</w:t>
+        <w:t xml:space="preserve">Principal Technical Writer</w:t>
       </w:r>
     </w:p>
     <w:p>
@@ -238,7 +238,7 @@
         <w:spacing w:after="60"/>
       </w:pPr>
       <w:r>
-        <w:t xml:space="preserve">Produced DataRobot's public-facing Workload API documentation (tutorial, CLI reference, and installation guide), translating internal engineering documentation into user-facing content.</w:t>
+        <w:t xml:space="preserve">Produced runnable Jupyter notebook tutorials, a CLI reference, and an installation and quick-start guide for DataRobot's public Workload API, translating internal engineering documentation into user-facing content.</w:t>
       </w:r>
     </w:p>
     <w:p>
@@ -290,7 +290,7 @@
         <w:spacing w:after="60"/>
       </w:pPr>
       <w:r>
-        <w:t xml:space="preserve">Managed the documentation site's Harness/MkDocs CI pipeline, shipping fixes for redirect handling, heading-hierarchy checks, prose linting, and link-checker exclusions.</w:t>
+        <w:t xml:space="preserve">Expanded the documentation site's Harness/MkDocs pull-request checks to catch Jinja errors, broken links, heading hierarchy, style, and spelling issues using Python, Vale, CSpell, and Cursor Bugbot; also fixed redirect handling and link-checker exclusions.</w:t>
       </w:r>
     </w:p>
     <w:p>
@@ -371,6 +371,19 @@
       </w:pPr>
       <w:r>
         <w:t xml:space="preserve">Contributed to early documentation for DataRobot's generative AI and LLM capabilities, including LLM evaluation, prompt monitoring, generative AI performance tracking, and the LLM playground.</w:t>
+      </w:r>
+    </w:p>
+    <w:p>
+      <w:pPr>
+        <w:pStyle w:val="ListParagraph"/>
+        <w:numPr>
+          <w:ilvl w:val="0"/>
+          <w:numId w:val="1"/>
+        </w:numPr>
+        <w:spacing w:after="60"/>
+      </w:pPr>
+      <w:r>
+        <w:t xml:space="preserve">Interviewed engineers and product managers, tested product workflows hands-on, and edited peer drafts to verify accuracy and apply house style.</w:t>
       </w:r>
     </w:p>
     <w:p>

--- a/public/assets/aylward-nickolas-resume.docx
+++ b/public/assets/aylward-nickolas-resume.docx
@@ -982,7 +982,7 @@
           <w:sz w:val="22"/>
           <w:szCs w:val="22"/>
         </w:rPr>
-        <w:t xml:space="preserve">UMass Amherst / Organismic and Evolutionary Biology Department · Amherst, MA</w:t>
+        <w:t xml:space="preserve">UMass Amherst / Organismic &amp; Evolutionary Biology Dept. · Amherst, MA</w:t>
       </w:r>
       <w:r>
         <w:rPr>

--- a/public/assets/aylward-nickolas-resume.docx
+++ b/public/assets/aylward-nickolas-resume.docx
@@ -251,20 +251,20 @@
         <w:spacing w:after="60"/>
       </w:pPr>
       <w:r>
-        <w:t xml:space="preserve">Prototyped an internal automation that drafts release notes directly from pull requests.</w:t>
-      </w:r>
-    </w:p>
-    <w:p>
-      <w:pPr>
-        <w:pStyle w:val="ListParagraph"/>
-        <w:numPr>
-          <w:ilvl w:val="0"/>
-          <w:numId w:val="1"/>
-        </w:numPr>
-        <w:spacing w:after="60"/>
-      </w:pPr>
-      <w:r>
         <w:t xml:space="preserve">Rebuilt the documentation site's Algolia search-indexing pipeline to extract visible page text instead of raw HTML and to split oversized sections into additional records instead of truncating them at Algolia's size limits, shipping the fix end-to-end across the Python index builders, CLI, and React search UI with new regression tests.</w:t>
+      </w:r>
+    </w:p>
+    <w:p>
+      <w:pPr>
+        <w:pStyle w:val="ListParagraph"/>
+        <w:numPr>
+          <w:ilvl w:val="0"/>
+          <w:numId w:val="1"/>
+        </w:numPr>
+        <w:spacing w:after="60"/>
+      </w:pPr>
+      <w:r>
+        <w:t xml:space="preserve">Prototyped a GitHub PR comment workflow to draft release notes from PR context using a lightweight LLM via DataRobot’s LLM Gateway and a style-guide skill with examples.</w:t>
       </w:r>
     </w:p>
     <w:p>
